--- a/demos/inputs/report.docx
+++ b/demos/inputs/report.docx
@@ -3,29 +3,41 @@
 <w:document xmlns:w="http://schemas.openxmlformats.org/wordprocessingml/2006/main">
   <w:body>
     <w:p>
-      <w:pPr>
-        <w:pStyle w:val="Heading1"/>
-      </w:pPr>
       <w:r>
+        <w:rPr>
+          <w:lang w:val="ru-RU"/>
+        </w:rPr>
         <w:t xml:space="preserve">Отчёт о продажах за квартал</w:t>
       </w:r>
     </w:p>
     <w:p>
-      <w:pPr>
-        <w:pStyle w:val="Normal"/>
-      </w:pPr>
       <w:r>
+        <w:rPr>
+          <w:lang w:val="ru-RU"/>
+        </w:rPr>
         <w:t xml:space="preserve">Этот документ создан для демонстрации: его можно открыть в LibreOffice Writer и сохранить в PDF одной командой.</w:t>
       </w:r>
     </w:p>
     <w:p>
-      <w:pPr>
-        <w:pStyle w:val="Normal"/>
-      </w:pPr>
       <w:r>
+        <w:rPr>
+          <w:lang w:val="ru-RU"/>
+        </w:rPr>
         <w:t xml:space="preserve">Выручка выросла, затраты остались на прежнем уровне, а клиентская база увеличилась на двадцать процентов.</w:t>
       </w:r>
     </w:p>
+    <w:p>
+      <w:r>
+        <w:rPr>
+          <w:lang w:val="ru-RU"/>
+        </w:rPr>
+        <w:t xml:space="preserve">Основные цели на следующий квартал: удержать темп роста и сократить срок обработки заказов.</w:t>
+      </w:r>
+    </w:p>
+    <w:sectPr>
+      <w:pgSz w:w="11906" w:h="16838"/>
+      <w:pgMar w:top="1134" w:right="1134" w:bottom="1134" w:left="1134" w:header="708" w:footer="708" w:gutter="0"/>
+    </w:sectPr>
   </w:body>
 </w:document>
 </file>